--- a/manuscript/main.docx
+++ b/manuscript/main.docx
@@ -36,7 +36,7 @@
         <w:pStyle w:val="Author"/>
       </w:pPr>
       <w:r>
-        <w:t xml:space="preserve">H.-T. Lin</w:t>
+        <w:t xml:space="preserve">Hsieh-Ting Lin</w:t>
       </w:r>
     </w:p>
     <w:p>
@@ -44,7 +44,7 @@
         <w:pStyle w:val="Date"/>
       </w:pPr>
       <w:r>
-        <w:t xml:space="preserve">2026-05-16</w:t>
+        <w:t xml:space="preserve">2026-05-17</w:t>
       </w:r>
     </w:p>
     <w:p>
@@ -3833,7 +3833,7 @@
           <w:rPr>
             <w:rStyle w:val="Hyperlink"/>
           </w:rPr>
-          <w:t xml:space="preserve">https://github.com/htlin/mbc-evidence-dag-paper</w:t>
+          <w:t xml:space="preserve">https://github.com/htlin222/mbc-evidence-dag-paper</w:t>
         </w:r>
       </w:hyperlink>
       <w:r>
